--- a/public/templates/bc-pharmaceuticals/quotation/TABLE OF CONTENTS.docx
+++ b/public/templates/bc-pharmaceuticals/quotation/TABLE OF CONTENTS.docx
@@ -11,6 +11,57 @@
           <w:lang w:val="en-GB"/>
         </w:rPr>
       </w:pPr>
+    </w:p>
+    <w:p>
+      <w:pPr>
+        <w:spacing w:before="120" w:after="40"/>
+        <w:jc w:val="center"/>
+        <w:rPr>
+          <w:rFonts w:ascii="Candara" w:hAnsi="Candara"/>
+          <w:b/>
+          <w:sz w:val="30"/>
+          <w:szCs w:val="30"/>
+        </w:rPr>
+      </w:pPr>
+      <w:r>
+        <w:rPr>
+          <w:rFonts w:ascii="Candara" w:hAnsi="Candara"/>
+          <w:b/>
+          <w:sz w:val="30"/>
+          <w:szCs w:val="30"/>
+        </w:rPr>
+        <w:t>{{titleUpper}}</w:t>
+      </w:r>
+    </w:p>
+    <w:p>
+      <w:pPr>
+        <w:spacing w:after="120"/>
+        <w:jc w:val="center"/>
+        <w:rPr>
+          <w:rFonts w:ascii="Candara" w:hAnsi="Candara"/>
+          <w:b/>
+          <w:sz w:val="24"/>
+          <w:szCs w:val="24"/>
+        </w:rPr>
+      </w:pPr>
+      <w:r>
+        <w:rPr>
+          <w:rFonts w:ascii="Candara" w:hAnsi="Candara"/>
+          <w:b/>
+          <w:sz w:val="24"/>
+          <w:szCs w:val="24"/>
+        </w:rPr>
+        <w:t xml:space="preserve">SQ, NO.: </w:t>
+      </w:r>
+      <w:r>
+        <w:rPr>
+          <w:rFonts w:ascii="Candara" w:hAnsi="Candara"/>
+          <w:b/>
+          <w:sz w:val="24"/>
+          <w:szCs w:val="24"/>
+        </w:rPr>
+        <w:t>{{sqNumber}}</w:t>
+      </w:r>
     </w:p>
     <w:p>
       <w:pPr>
